--- a/eng/docx/04.content.docx
+++ b/eng/docx/04.content.docx
@@ -7,6 +7,15 @@
       <w:r/>
     </w:p>
     <w:p>
+      <w:pPr>
+        <w:pStyle w:val="Heading2"/>
+      </w:pPr>
+      <w:r>
+        <w:t>Resource: Study Notes (Tyndale)</w:t>
+      </w:r>
+      <w:r/>
+    </w:p>
+    <w:p>
       <w:r/>
       <w:r>
         <w:rPr>
@@ -46,7 +55,7 @@
         <w:pStyle w:val="Heading1"/>
       </w:pPr>
       <w:r>
-        <w:t>Aquifer Open Study Notes</w:t>
+        <w:t>Study Notes (Tyndale)</w:t>
       </w:r>
     </w:p>
     <w:p>
@@ -55,6 +64,51 @@
           <w:headerReference w:type="even" r:id="rId8"/>
           <w:headerReference w:type="default" r:id="rId9"/>
           <w:footerReference w:type="default" r:id="rId10"/>
+          <w:footnotePr>
+            <w:numRestart w:val="eachSect"/>
+          </w:footnotePr>
+          <w:type w:val="continuous"/>
+          <w:pgSz w:w="12240" w:h="15840" w:code="1"/>
+          <w:pgMar w:top="1440" w:right="1440" w:bottom="1440" w:left="1440" w:header="504" w:footer="504" w:gutter="0"/>
+          <w:cols w:space="708"/>
+          <w:titlePg/>
+          <w:docGrid w:linePitch="360"/>
+        </w:sectPr>
+      </w:pPr>
+    </w:p>
+    <w:p>
+      <w:r/>
+    </w:p>
+    <w:p>
+      <w:pPr>
+        <w:pStyle w:val="Heading2"/>
+      </w:pPr>
+      <w:r>
+        <w:t>NUM</w:t>
+      </w:r>
+      <w:r/>
+    </w:p>
+    <w:p>
+      <w:r/>
+      <w:r>
+        <w:rPr>
+          <w:i/>
+        </w:rPr>
+        <w:t>Numbers 1:1, Numbers 1:1–16, Numbers 1:1–10.10, Numbers 1:2–16, Numbers 1:16, Numbers 1:17–46, Numbers 1:20–43, Numbers 1:47–54, Numbers 1:50, Numbers 1:50–53, Numbers 2:1–34, Numbers 2:2, Numbers 2:3–9, Numbers 2:10–16, Numbers 2:18–24, Numbers 2:25–31, Numbers 2:34, Numbers 3:1–4, Numbers 3:1–4.49, Numbers 3:4, Numbers 3:5–13, Numbers 3:10, Numbers 3:11–13, Numbers 3:14–39, Numbers 3:27–32, Numbers 3:28, Numbers 3:32, Numbers 3:38, Numbers 3:39, Numbers 3:40–51, Numbers 4:1, Numbers 4:1–49, Numbers 4:3, Numbers 4:4–20, Numbers 4:15, Numbers 4:21–28, Numbers 4:29–33, Numbers 4:34–49, Numbers 5:1–4, Numbers 5:1–31, Numbers 5:1–10.10, Numbers 5:2, Numbers 5:5–10, Numbers 5:6, Numbers 5:7, Numbers 5:8, Numbers 5:9–10, Numbers 5:11–31, Numbers 5:14–15, Numbers 5:17, Numbers 5:21, Numbers 5:23–24, Numbers 5:29–31, Numbers 6:1–21, Numbers 6:2, Numbers 6:3–4, Numbers 6:5, Numbers 6:6–8, Numbers 6:9–21, Numbers 6:22–27, Numbers 6:24, Numbers 6:24–26, Numbers 6:25, Numbers 6:26, Numbers 6:27, Numbers 7:1, Numbers 7:1–89, Numbers 7:2–9, Numbers 7:9, Numbers 7:10–11, Numbers 7:12–83, Numbers 7:84–88, Numbers 7:89, Numbers 8:1–4, Numbers 8:5–22, Numbers 8:7, Numbers 8:10–11, Numbers 8:11, Numbers 8:12–22, Numbers 8:19, Numbers 8:23–26, Numbers 9:1–14, Numbers 9:2–3, Numbers 9:4–7, Numbers 9:8, Numbers 9:9–14, Numbers 9:12, Numbers 9:13, Numbers 9:14, Numbers 9:15–23, Numbers 9:19–23, Numbers 10:1–10, Numbers 10:2–4, Numbers 10:5–8, Numbers 10:8, Numbers 10:9–10, Numbers 10:11–36, Numbers 10:12, Numbers 10:13–28, Numbers 10:29–32, Numbers 10:33, Numbers 10:35, Numbers 10:36, Numbers 11:1, Numbers 11:1–35, Numbers 11:2–3, Numbers 11:4–6, Numbers 11:4–15, Numbers 11:6, Numbers 11:7–9, Numbers 11:10–15, Numbers 11:16–30, Numbers 11:25, Numbers 11:28–29, Numbers 11:31–35, Numbers 11:34–35, Numbers 12:1, Numbers 12:1–2, Numbers 12:1–16, Numbers 12:2, Numbers 12:3, Numbers 12:4–8, Numbers 12:6–8, Numbers 12:9–16, Numbers 12:14, Numbers 12:16, Numbers 13:1–16, Numbers 13:1–14.45, Numbers 13:17–20, Numbers 13:20, Numbers 13:21, Numbers 13:21–24, Numbers 13:22, Numbers 13:25–29, Numbers 13:26, Numbers 13:27, Numbers 13:29, Numbers 13:30, Numbers 13:33, Numbers 14:1–45, Numbers 14:3–4, Numbers 14:5, Numbers 14:6, Numbers 14:7–9, Numbers 14:10, Numbers 14:11, Numbers 14:12, Numbers 14:13–25, Numbers 14:17–18, Numbers 14:19, Numbers 14:20–25, Numbers 14:22, Numbers 14:23–25, Numbers 14:28, Numbers 14:34, Numbers 14:39–45, Numbers 14:43, Numbers 14:44, Numbers 14:45, Numbers 15:1–3, Numbers 15:1–41, Numbers 15:3, Numbers 15:12–16, Numbers 15:17–21, Numbers 15:22–29, Numbers 15:30–31, Numbers 15:32–36, Numbers 15:34, Numbers 15:37–41, Numbers 16:1–17.13, Numbers 16:3, Numbers 16:4–7, Numbers 16:6, Numbers 16:10, Numbers 16:13, Numbers 16:14, Numbers 16:15, Numbers 16:16–17, Numbers 16:18–22, Numbers 16:19, Numbers 16:21–26, Numbers 16:26, Numbers 16:28–30, Numbers 16:31–33, Numbers 16:34–35, Numbers 16:37, Numbers 16:38–40, Numbers 16:41, Numbers 16:42–48, Numbers 16:46–50, Numbers 17:1–5, Numbers 17:1–13, Numbers 17:4, Numbers 17:8, Numbers 17:9–11, Numbers 17:12–13, Numbers 18:1–4, Numbers 18:1–32, Numbers 18:3–4, Numbers 18:5, Numbers 18:5–7, Numbers 18:6–7, Numbers 18:7, Numbers 18:8–14, Numbers 18:9–11, Numbers 18:14, Numbers 18:15–16, Numbers 18:19, Numbers 18:20–21, Numbers 18:23–24, Numbers 18:25–32, Numbers 18:31, Numbers 18:32, Numbers 19:1–10, Numbers 19:1–22, Numbers 19:3–5, Numbers 19:6, Numbers 19:7–10, Numbers 19:9, Numbers 19:11–19, Numbers 19:13, Numbers 19:14–16, Numbers 19:17–22, Numbers 20:1, Numbers 20:2, Numbers 20:2–13, Numbers 20:3, Numbers 20:6, Numbers 20:7–9, Numbers 20:8–9, Numbers 20:10–12, Numbers 20:13, Numbers 20:14–21, Numbers 20:14–21.35, Numbers 20:17, Numbers 20:18–21, Numbers 20:22–23, Numbers 20:24–26, Numbers 20:27–29, Numbers 21:1, Numbers 21:1–22.1, Numbers 21:2–3, Numbers 21:4–9, Numbers 21:6, Numbers 21:7–9, Numbers 21:10, Numbers 21:11–12, Numbers 21:13, Numbers 21:14–15, Numbers 21:16–18, Numbers 21:18–20, Numbers 21:21–22, Numbers 21:21–24, Numbers 21:21–35, Numbers 21:25, Numbers 21:26, Numbers 21:27–30, Numbers 21:28, Numbers 21:29, Numbers 21:30, Numbers 21:33–35, Numbers 21:35, Numbers 22:1, Numbers 22:2–3, Numbers 22:2–24.25, Numbers 22:4, Numbers 22:5–6, Numbers 22:7, Numbers 22:8, Numbers 22:9–18, Numbers 22:18, Numbers 22:19–20, Numbers 22:21–41, Numbers 22:22, Numbers 22:28–31, Numbers 22:34, Numbers 22:35, Numbers 22:36, Numbers 22:37, Numbers 22:38, Numbers 22:39–41, Numbers 22:41, Numbers 23:1, Numbers 23:1–30, Numbers 23:7–8, Numbers 23:7–10, Numbers 23:13–26, Numbers 23:18–24, Numbers 23:19, Numbers 23:20–21, Numbers 23:23–24, Numbers 23:27–24.14, Numbers 24:1–2, Numbers 24:3–9, Numbers 24:5–6, Numbers 24:6–7, Numbers 24:7–9, Numbers 24:10, Numbers 24:14, Numbers 24:15–25, Numbers 24:17, Numbers 24:21–22, Numbers 24:23, Numbers 24:23–24, Numbers 24:24, Numbers 24:25, Numbers 25:1, Numbers 25:1–18, Numbers 25:2, Numbers 25:3, Numbers 25:4, Numbers 25:6, Numbers 25:7–9, Numbers 25:10–13, Numbers 25:13, Numbers 25:16–18, Numbers 26:1–4, Numbers 26:1–65, Numbers 26:8–11, Numbers 26:33, Numbers 26:51, Numbers 26:52–56, Numbers 26:57–61, Numbers 26:62, Numbers 26:63–65, Numbers 27:1–11, Numbers 27:2, Numbers 27:3–4, Numbers 27:5–11, Numbers 27:12, Numbers 27:12–23, Numbers 27:15–17, Numbers 27:18–19, Numbers 27:20–21, Numbers 28:1–2, Numbers 28:1–29.40, Numbers 28:2, Numbers 28:3–8, Numbers 28:9–10, Numbers 28:11–15, Numbers 28:16–25, Numbers 28:26–31, Numbers 29:1–6, Numbers 29:7, Numbers 29:7–11, Numbers 29:12–38, Numbers 29:39, Numbers 30:1–2, Numbers 30:1–16, Numbers 30:3–5, Numbers 30:6–8, Numbers 30:9, Numbers 30:10–15, Numbers 31:1–2, Numbers 31:3–5, Numbers 31:6, Numbers 31:7, Numbers 31:8, Numbers 31:9–13, Numbers 31:10, Numbers 31:13, Numbers 31:14–16, Numbers 31:17–18, Numbers 31:19–24, Numbers 31:25–31, Numbers 31:32–35, Numbers 31:36–47, Numbers 31:48–49, Numbers 31:50–54, Numbers 32:1, Numbers 32:1–5, Numbers 32:3, Numbers 32:6–15, Numbers 32:12, Numbers 32:16–19, Numbers 32:20–24, Numbers 32:25–27, Numbers 32:28–30, Numbers 32:31–32, Numbers 32:33–42, Numbers 32:34–36, Numbers 32:37–38, Numbers 32:39–42, Numbers 33:1–2, Numbers 33:1–56, Numbers 33:3, Numbers 33:4, Numbers 33:5–15, Numbers 33:6, Numbers 33:9, Numbers 33:14, Numbers 33:15, Numbers 33:16–17, Numbers 33:16–36, Numbers 33:18–30, Numbers 33:30–31, Numbers 33:35, Numbers 33:36, Numbers 33:37–49, Numbers 33:38–39, Numbers 33:42–49, Numbers 33:47, Numbers 33:50–56, Numbers 33:54, Numbers 33:55–56, Numbers 34:1–29, Numbers 34:3–5, Numbers 34:4, Numbers 34:5, Numbers 34:6–9, Numbers 34:11, Numbers 34:12, Numbers 34:13–15, Numbers 34:16–29, Numbers 34:19–28, Numbers 35:1–34, Numbers 35:4–5, Numbers 35:6–34, Numbers 35:12, Numbers 35:15, Numbers 35:15–24, Numbers 35:19, Numbers 35:22–23, Numbers 35:24–25, Numbers 35:26–29, Numbers 35:30, Numbers 35:31–32, Numbers 35:33, Numbers 35:34, Numbers 36:1–4, Numbers 36:1–13, Numbers 36:5, Numbers 36:6–9, Numbers 36:10–12, Numbers 36:13</w:t>
+      </w:r>
+      <w:r/>
+    </w:p>
+    <w:p>
+      <w:r/>
+      <w:r>
+        <w:t xml:space="preserve"> </w:t>
+      </w:r>
+      <w:r/>
+      <w:r/>
+    </w:p>
+    <w:p>
+      <w:pPr>
+        <w:sectPr>
           <w:footnotePr>
             <w:numRestart w:val="eachSect"/>
           </w:footnotePr>

--- a/eng/docx/04.content.docx
+++ b/eng/docx/04.content.docx
@@ -163,13 +163,6 @@
         <w:rPr>
           <w:lang w:val="en_US" w:bidi="en_US"/>
         </w:rPr>
-      </w:r>
-      <w:r>
-        <w:rPr>
-          <w:i/>
-          <w:lang w:val="en_US" w:bidi="en_US"/>
-        </w:rPr>
-        <w:t>Numbers 1:1, Numbers 1:1–16, Numbers 1:1–10.10, Numbers 1:2–16, Numbers 1:16, Numbers 1:17–46, Numbers 1:20–43, Numbers 1:47–54, Numbers 1:50, Numbers 1:50–53, Numbers 2:1–34, Numbers 2:2, Numbers 2:3–9, Numbers 2:10–16, Numbers 2:18–24, Numbers 2:25–31, Numbers 2:34, Numbers 3:1–4, Numbers 3:1–4.49, Numbers 3:4, Numbers 3:5–13, Numbers 3:10, Numbers 3:11–13, Numbers 3:14–39, Numbers 3:27–32, Numbers 3:28, Numbers 3:32, Numbers 3:38, Numbers 3:39, Numbers 3:40–51, Numbers 4:1, Numbers 4:1–49, Numbers 4:3, Numbers 4:4–20, Numbers 4:15, Numbers 4:21–28, Numbers 4:29–33, Numbers 4:34–49, Numbers 5:1–4, Numbers 5:1–31, Numbers 5:1–10.10, Numbers 5:2, Numbers 5:5–10, Numbers 5:6, Numbers 5:7, Numbers 5:8, Numbers 5:9–10, Numbers 5:11–31, Numbers 5:14–15, Numbers 5:17, Numbers 5:21, Numbers 5:23–24, Numbers 5:29–31, Numbers 6:1–21, Numbers 6:2, Numbers 6:3–4, Numbers 6:5, Numbers 6:6–8, Numbers 6:9–21, Numbers 6:22–27, Numbers 6:24, Numbers 6:24–26, Numbers 6:25, Numbers 6:26, Numbers 6:27, Numbers 7:1, Numbers 7:1–89, Numbers 7:2–9, Numbers 7:9, Numbers 7:10–11, Numbers 7:12–83, Numbers 7:84–88, Numbers 7:89, Numbers 8:1–4, Numbers 8:5–22, Numbers 8:7, Numbers 8:10–11, Numbers 8:11, Numbers 8:12–22, Numbers 8:19, Numbers 8:23–26, Numbers 9:1–14, Numbers 9:2–3, Numbers 9:4–7, Numbers 9:8, Numbers 9:9–14, Numbers 9:12, Numbers 9:13, Numbers 9:14, Numbers 9:15–23, Numbers 9:19–23, Numbers 10:1–10, Numbers 10:2–4, Numbers 10:5–8, Numbers 10:8, Numbers 10:9–10, Numbers 10:11–36, Numbers 10:12, Numbers 10:13–28, Numbers 10:29–32, Numbers 10:33, Numbers 10:35, Numbers 10:36, Numbers 11:1, Numbers 11:1–35, Numbers 11:2–3, Numbers 11:4–6, Numbers 11:4–15, Numbers 11:6, Numbers 11:7–9, Numbers 11:10–15, Numbers 11:16–30, Numbers 11:25, Numbers 11:28–29, Numbers 11:31–35, Numbers 11:34–35, Numbers 12:1, Numbers 12:1–2, Numbers 12:1–16, Numbers 12:2, Numbers 12:3, Numbers 12:4–8, Numbers 12:6–8, Numbers 12:9–16, Numbers 12:14, Numbers 12:16, Numbers 13:1–16, Numbers 13:1–14.45, Numbers 13:17–20, Numbers 13:20, Numbers 13:21, Numbers 13:21–24, Numbers 13:22, Numbers 13:25–29, Numbers 13:26, Numbers 13:27, Numbers 13:29, Numbers 13:30, Numbers 13:33, Numbers 14:1–45, Numbers 14:3–4, Numbers 14:5, Numbers 14:6, Numbers 14:7–9, Numbers 14:10, Numbers 14:11, Numbers 14:12, Numbers 14:13–25, Numbers 14:17–18, Numbers 14:19, Numbers 14:20–25, Numbers 14:22, Numbers 14:23–25, Numbers 14:28, Numbers 14:34, Numbers 14:39–45, Numbers 14:43, Numbers 14:44, Numbers 14:45, Numbers 15:1–3, Numbers 15:1–41, Numbers 15:3, Numbers 15:12–16, Numbers 15:17–21, Numbers 15:22–29, Numbers 15:30–31, Numbers 15:32–36, Numbers 15:34, Numbers 15:37–41, Numbers 16:1–17.13, Numbers 16:3, Numbers 16:4–7, Numbers 16:6, Numbers 16:10, Numbers 16:13, Numbers 16:14, Numbers 16:15, Numbers 16:16–17, Numbers 16:18–22, Numbers 16:19, Numbers 16:21–26, Numbers 16:26, Numbers 16:28–30, Numbers 16:31–33, Numbers 16:34–35, Numbers 16:37, Numbers 16:38–40, Numbers 16:41, Numbers 16:42–48, Numbers 16:46–50, Numbers 17:1–5, Numbers 17:1–13, Numbers 17:4, Numbers 17:8, Numbers 17:9–11, Numbers 17:12–13, Numbers 18:1–4, Numbers 18:1–32, Numbers 18:3–4, Numbers 18:5, Numbers 18:5–7, Numbers 18:6–7, Numbers 18:7, Numbers 18:8–14, Numbers 18:9–11, Numbers 18:14, Numbers 18:15–16, Numbers 18:19, Numbers 18:20–21, Numbers 18:23–24, Numbers 18:25–32, Numbers 18:31, Numbers 18:32, Numbers 19:1–10, Numbers 19:1–22, Numbers 19:3–5, Numbers 19:6, Numbers 19:7–10, Numbers 19:9, Numbers 19:11–19, Numbers 19:13, Numbers 19:14–16, Numbers 19:17–22, Numbers 20:1, Numbers 20:2, Numbers 20:2–13, Numbers 20:3, Numbers 20:6, Numbers 20:7–9, Numbers 20:8–9, Numbers 20:10–12, Numbers 20:13, Numbers 20:14–21, Numbers 20:14–21.35, Numbers 20:17, Numbers 20:18–21, Numbers 20:22–23, Numbers 20:24–26, Numbers 20:27–29, Numbers 21:1, Numbers 21:1–22.1, Numbers 21:2–3, Numbers 21:4–9, Numbers 21:6, Numbers 21:7–9, Numbers 21:10, Numbers 21:11–12, Numbers 21:13, Numbers 21:14–15, Numbers 21:16–18, Numbers 21:18–20, Numbers 21:21–22, Numbers 21:21–24, Numbers 21:21–35, Numbers 21:25, Numbers 21:26, Numbers 21:27–30, Numbers 21:28, Numbers 21:29, Numbers 21:30, Numbers 21:33–35, Numbers 21:35, Numbers 22:1, Numbers 22:2–3, Numbers 22:2–24.25, Numbers 22:4, Numbers 22:5–6, Numbers 22:7, Numbers 22:8, Numbers 22:9–18, Numbers 22:18, Numbers 22:19–20, Numbers 22:21–41, Numbers 22:22, Numbers 22:28–31, Numbers 22:34, Numbers 22:35, Numbers 22:36, Numbers 22:37, Numbers 22:38, Numbers 22:39–41, Numbers 22:41, Numbers 23:1, Numbers 23:1–30, Numbers 23:7–8, Numbers 23:7–10, Numbers 23:13–26, Numbers 23:18–24, Numbers 23:19, Numbers 23:20–21, Numbers 23:23–24, Numbers 23:27–24.14, Numbers 24:1–2, Numbers 24:3–9, Numbers 24:5–6, Numbers 24:6–7, Numbers 24:7–9, Numbers 24:10, Numbers 24:14, Numbers 24:15–25, Numbers 24:17, Numbers 24:21–22, Numbers 24:23, Numbers 24:23–24, Numbers 24:24, Numbers 24:25, Numbers 25:1, Numbers 25:1–18, Numbers 25:2, Numbers 25:3, Numbers 25:4, Numbers 25:6, Numbers 25:7–9, Numbers 25:10–13, Numbers 25:13, Numbers 25:16–18, Numbers 26:1–4, Numbers 26:1–65, Numbers 26:8–11, Numbers 26:33, Numbers 26:51, Numbers 26:52–56, Numbers 26:57–61, Numbers 26:62, Numbers 26:63–65, Numbers 27:1–11, Numbers 27:2, Numbers 27:3–4, Numbers 27:5–11, Numbers 27:12, Numbers 27:12–23, Numbers 27:15–17, Numbers 27:18–19, Numbers 27:20–21, Numbers 28:1–2, Numbers 28:1–29.40, Numbers 28:2, Numbers 28:3–8, Numbers 28:9–10, Numbers 28:11–15, Numbers 28:16–25, Numbers 28:26–31, Numbers 29:1–6, Numbers 29:7, Numbers 29:7–11, Numbers 29:12–38, Numbers 29:39, Numbers 30:1–2, Numbers 30:1–16, Numbers 30:3–5, Numbers 30:6–8, Numbers 30:9, Numbers 30:10–15, Numbers 31:1–2, Numbers 31:3–5, Numbers 31:6, Numbers 31:7, Numbers 31:8, Numbers 31:9–13, Numbers 31:10, Numbers 31:13, Numbers 31:14–16, Numbers 31:17–18, Numbers 31:19–24, Numbers 31:25–31, Numbers 31:32–35, Numbers 31:36–47, Numbers 31:48–49, Numbers 31:50–54, Numbers 32:1, Numbers 32:1–5, Numbers 32:3, Numbers 32:6–15, Numbers 32:12, Numbers 32:16–19, Numbers 32:20–24, Numbers 32:25–27, Numbers 32:28–30, Numbers 32:31–32, Numbers 32:33–42, Numbers 32:34–36, Numbers 32:37–38, Numbers 32:39–42, Numbers 33:1–2, Numbers 33:1–56, Numbers 33:3, Numbers 33:4, Numbers 33:5–15, Numbers 33:6, Numbers 33:9, Numbers 33:14, Numbers 33:15, Numbers 33:16–17, Numbers 33:16–36, Numbers 33:18–30, Numbers 33:30–31, Numbers 33:35, Numbers 33:36, Numbers 33:37–49, Numbers 33:38–39, Numbers 33:42–49, Numbers 33:47, Numbers 33:50–56, Numbers 33:54, Numbers 33:55–56, Numbers 34:1–29, Numbers 34:3–5, Numbers 34:4, Numbers 34:5, Numbers 34:6–9, Numbers 34:11, Numbers 34:12, Numbers 34:13–15, Numbers 34:16–29, Numbers 34:19–28, Numbers 35:1–34, Numbers 35:4–5, Numbers 35:6–34, Numbers 35:12, Numbers 35:15, Numbers 35:15–24, Numbers 35:19, Numbers 35:22–23, Numbers 35:24–25, Numbers 35:26–29, Numbers 35:30, Numbers 35:31–32, Numbers 35:33, Numbers 35:34, Numbers 36:1–4, Numbers 36:1–13, Numbers 36:5, Numbers 36:6–9, Numbers 36:10–12, Numbers 36:13</w:t>
       </w:r>
       <w:r>
         <w:rPr>

--- a/eng/docx/04.content.docx
+++ b/eng/docx/04.content.docx
@@ -168,19 +168,6 @@
         <w:rPr>
           <w:lang w:val="en_US" w:bidi="en_US"/>
         </w:rPr>
-      </w:r>
-    </w:p>
-    <w:p>
-      <w:pPr/>
-      <w:r>
-        <w:rPr>
-          <w:lang w:val="en_US" w:bidi="en_US"/>
-        </w:rPr>
-      </w:r>
-      <w:r>
-        <w:rPr>
-          <w:lang w:val="en_US" w:bidi="en_US"/>
-        </w:rPr>
         <w:t xml:space="preserve"> </w:t>
       </w:r>
       <w:r>
@@ -23332,7 +23319,7 @@
         <w:rPr>
           <w:lang w:val="en_US" w:bidi="en_US"/>
         </w:rPr>
-        <w:t xml:space="preserve">Cp. </w:t>
+        <w:t xml:space="preserve">Compare </w:t>
       </w:r>
       <w:hyperlink r:id="rId521">
         <w:r>

--- a/eng/docx/04.content.docx
+++ b/eng/docx/04.content.docx
@@ -19,7 +19,7 @@
         <w:rPr>
           <w:lang w:val="en_US" w:bidi="en_US"/>
         </w:rPr>
-        <w:t>Resource: Study Notes (Tyndale)</w:t>
+        <w:t>Resource: Tyndale Open Study Notes</w:t>
       </w:r>
       <w:r>
         <w:rPr>
@@ -112,7 +112,7 @@
         <w:rPr>
           <w:lang w:val="en_US" w:bidi="en_US"/>
         </w:rPr>
-        <w:t>Study Notes (Tyndale)</w:t>
+        <w:t>Tyndale Open Study Notes</w:t>
       </w:r>
     </w:p>
     <w:p>

--- a/eng/docx/04.content.docx
+++ b/eng/docx/04.content.docx
@@ -19,7 +19,7 @@
         <w:rPr>
           <w:lang w:val="en_US" w:bidi="en_US"/>
         </w:rPr>
-        <w:t>Resource: Tyndale Open Study Notes</w:t>
+        <w:t>Resource: Aquifer Open Study Notes</w:t>
       </w:r>
       <w:r>
         <w:rPr>
@@ -112,7 +112,7 @@
         <w:rPr>
           <w:lang w:val="en_US" w:bidi="en_US"/>
         </w:rPr>
-        <w:t>Tyndale Open Study Notes</w:t>
+        <w:t>Aquifer Open Study Notes</w:t>
       </w:r>
     </w:p>
     <w:p>
